--- a/static/form_templates/pp015.docx
+++ b/static/form_templates/pp015.docx
@@ -235,119 +235,100 @@
         <w:rPr>
           <w:rFonts w:hint="eastAsia"/>
         </w:rPr>
-        <w:t xml:space="preserve">                              </w:t>
-      </w:r>
-      <w:r>
-        <w:t xml:space="preserve"> </w:t>
-      </w:r>
+      </w:r>
+      <w:r/>
       <w:r>
         <w:rPr>
           <w:rFonts w:hint="eastAsia"/>
         </w:rPr>
-        <w:t xml:space="preserve">  </w:t>
-      </w:r>
-      <w:r>
-        <w:rPr>
-          <w:rFonts w:eastAsia="標楷體" w:hint="eastAsia"/>
-        </w:rPr>
-        <w:t xml:space="preserve"> </w:t>
-      </w:r>
-      <w:r>
-        <w:rPr>
-          <w:rFonts w:eastAsia="標楷體" w:hint="eastAsia"/>
-        </w:rPr>
-        <w:t xml:space="preserve">  </w:t>
+      </w:r>
+      <w:r>
+        <w:rPr>
+          <w:rFonts w:eastAsia="標楷體" w:hint="eastAsia"/>
+        </w:rPr>
+      </w:r>
+      <w:r>
+        <w:rPr>
+          <w:rFonts w:eastAsia="標楷體" w:hint="eastAsia"/>
+        </w:rPr>
       </w:r>
       <w:r>
         <w:rPr>
           <w:rFonts w:eastAsia="標楷體"/>
           <w:sz w:val="26"/>
         </w:rPr>
-        <w:t xml:space="preserve">    </w:t>
       </w:r>
       <w:r>
         <w:rPr>
           <w:rFonts w:eastAsia="標楷體" w:hint="eastAsia"/>
           <w:sz w:val="26"/>
         </w:rPr>
-        <w:t>年</w:t>
       </w:r>
       <w:r>
         <w:rPr>
           <w:rFonts w:eastAsia="標楷體" w:hint="eastAsia"/>
           <w:sz w:val="26"/>
         </w:rPr>
-        <w:t xml:space="preserve">  </w:t>
       </w:r>
       <w:r>
         <w:rPr>
           <w:rFonts w:eastAsia="標楷體"/>
           <w:sz w:val="26"/>
         </w:rPr>
-        <w:t xml:space="preserve">   </w:t>
       </w:r>
       <w:r>
         <w:rPr>
           <w:rFonts w:eastAsia="標楷體" w:hint="eastAsia"/>
           <w:sz w:val="26"/>
         </w:rPr>
-        <w:t xml:space="preserve"> </w:t>
       </w:r>
       <w:r>
         <w:rPr>
           <w:rFonts w:eastAsia="標楷體" w:hint="eastAsia"/>
           <w:sz w:val="26"/>
         </w:rPr>
-        <w:t>月</w:t>
       </w:r>
       <w:r>
         <w:rPr>
           <w:rFonts w:eastAsia="標楷體" w:hint="eastAsia"/>
           <w:sz w:val="26"/>
         </w:rPr>
-        <w:t xml:space="preserve">  </w:t>
       </w:r>
       <w:r>
         <w:rPr>
           <w:rFonts w:eastAsia="標楷體"/>
           <w:sz w:val="26"/>
         </w:rPr>
-        <w:t xml:space="preserve">   </w:t>
       </w:r>
       <w:r>
         <w:rPr>
           <w:rFonts w:eastAsia="標楷體" w:hint="eastAsia"/>
           <w:sz w:val="26"/>
         </w:rPr>
-        <w:t xml:space="preserve"> </w:t>
       </w:r>
       <w:r>
         <w:rPr>
           <w:rFonts w:eastAsia="標楷體" w:hint="eastAsia"/>
           <w:sz w:val="26"/>
         </w:rPr>
-        <w:t>日</w:t>
       </w:r>
       <w:r>
         <w:rPr>
           <w:rFonts w:eastAsia="標楷體" w:hint="eastAsia"/>
           <w:sz w:val="26"/>
         </w:rPr>
-        <w:t xml:space="preserve">    </w:t>
       </w:r>
       <w:r>
         <w:rPr>
           <w:rFonts w:eastAsia="標楷體"/>
           <w:sz w:val="26"/>
         </w:rPr>
-        <w:t xml:space="preserve"> </w:t>
       </w:r>
       <w:r>
         <w:rPr>
           <w:rFonts w:eastAsia="標楷體" w:hint="eastAsia"/>
           <w:sz w:val="26"/>
         </w:rPr>
-        <w:t xml:space="preserve">  </w:t>
       </w:r>
       <w:r>
         <w:rPr>
@@ -355,7 +336,6 @@
           <w:sz w:val="22"/>
           <w:szCs w:val="22"/>
         </w:rPr>
-        <w:t xml:space="preserve"> </w:t>
       </w:r>
       <w:r>
         <w:rPr>
@@ -363,7 +343,6 @@
           <w:sz w:val="22"/>
           <w:szCs w:val="22"/>
         </w:rPr>
-        <w:t xml:space="preserve"> </w:t>
       </w:r>
       <w:r>
         <w:rPr>
@@ -371,7 +350,6 @@
           <w:sz w:val="22"/>
           <w:szCs w:val="22"/>
         </w:rPr>
-        <w:t xml:space="preserve">  </w:t>
       </w:r>
       <w:r>
         <w:rPr>
@@ -450,6 +428,9 @@
               </w:rPr>
             </w:pPr>
             <w:r>
+              <w:t xml:space="preserve">{{pri1}}</w:t>
+            </w:r>
+            <w:r>
               <w:rPr>
                 <w:rFonts w:eastAsia="標楷體" w:hint="eastAsia"/>
                 <w:sz w:val="26"/>
@@ -474,7 +455,6 @@
                 <w:rFonts w:eastAsia="標楷體"/>
                 <w:sz w:val="26"/>
               </w:rPr>
-              <w:t>{{pri1}}</w:t>
             </w:r>
           </w:p>
         </w:tc>
@@ -746,6 +726,9 @@
               </w:rPr>
             </w:pPr>
             <w:r>
+              <w:t xml:space="preserve">{{pri2}}</w:t>
+            </w:r>
+            <w:r>
               <w:rPr>
                 <w:rFonts w:eastAsia="標楷體" w:hint="eastAsia"/>
                 <w:sz w:val="26"/>
@@ -784,7 +767,6 @@
                 <w:rFonts w:eastAsia="標楷體"/>
                 <w:sz w:val="26"/>
               </w:rPr>
-              <w:t>{{pri2}}</w:t>
             </w:r>
           </w:p>
         </w:tc>
@@ -836,6 +818,9 @@
               </w:rPr>
             </w:pPr>
             <w:r>
+              <w:t xml:space="preserve">{{pri3}}</w:t>
+            </w:r>
+            <w:r>
               <w:rPr>
                 <w:rFonts w:eastAsia="標楷體" w:hint="eastAsia"/>
                 <w:sz w:val="26"/>
@@ -860,7 +845,6 @@
                 <w:rFonts w:eastAsia="標楷體"/>
                 <w:sz w:val="26"/>
               </w:rPr>
-              <w:t>{{pri3}}</w:t>
             </w:r>
           </w:p>
         </w:tc>

--- a/static/form_templates/pp015.docx
+++ b/static/form_templates/pp015.docx
@@ -226,6 +226,10 @@
     </w:p>
     <w:p>
       <w:pPr>
+        <w:tabs>
+          <w:tab w:val="center" w:pos="5102"/>
+          <w:tab w:val="right" w:pos="10204"/>
+        </w:tabs>
         <w:rPr>
           <w:rFonts w:eastAsia="標楷體"/>
           <w:sz w:val="26"/>
@@ -233,155 +237,21 @@
       </w:pPr>
       <w:r>
         <w:rPr>
-          <w:rFonts w:hint="eastAsia"/>
-        </w:rPr>
-      </w:r>
-      <w:r/>
-      <w:r>
-        <w:rPr>
-          <w:rFonts w:hint="eastAsia"/>
-        </w:rPr>
-      </w:r>
-      <w:r>
-        <w:rPr>
-          <w:rFonts w:eastAsia="標楷體" w:hint="eastAsia"/>
-        </w:rPr>
-      </w:r>
-      <w:r>
-        <w:rPr>
-          <w:rFonts w:eastAsia="標楷體" w:hint="eastAsia"/>
-        </w:rPr>
-      </w:r>
-      <w:r>
-        <w:rPr>
           <w:rFonts w:eastAsia="標楷體"/>
-          <w:sz w:val="26"/>
-        </w:rPr>
-      </w:r>
-      <w:r>
-        <w:rPr>
-          <w:rFonts w:eastAsia="標楷體" w:hint="eastAsia"/>
-          <w:sz w:val="26"/>
-        </w:rPr>
-      </w:r>
-      <w:r>
-        <w:rPr>
-          <w:rFonts w:eastAsia="標楷體" w:hint="eastAsia"/>
-          <w:sz w:val="26"/>
-        </w:rPr>
-      </w:r>
-      <w:r>
-        <w:rPr>
-          <w:rFonts w:eastAsia="標楷體"/>
-          <w:sz w:val="26"/>
-        </w:rPr>
-      </w:r>
-      <w:r>
-        <w:rPr>
-          <w:rFonts w:eastAsia="標楷體" w:hint="eastAsia"/>
-          <w:sz w:val="26"/>
-        </w:rPr>
-      </w:r>
-      <w:r>
-        <w:rPr>
-          <w:rFonts w:eastAsia="標楷體" w:hint="eastAsia"/>
-          <w:sz w:val="26"/>
-        </w:rPr>
-      </w:r>
-      <w:r>
-        <w:rPr>
-          <w:rFonts w:eastAsia="標楷體" w:hint="eastAsia"/>
-          <w:sz w:val="26"/>
-        </w:rPr>
-      </w:r>
-      <w:r>
-        <w:rPr>
-          <w:rFonts w:eastAsia="標楷體"/>
-          <w:sz w:val="26"/>
-        </w:rPr>
-      </w:r>
-      <w:r>
-        <w:rPr>
-          <w:rFonts w:eastAsia="標楷體" w:hint="eastAsia"/>
-          <w:sz w:val="26"/>
-        </w:rPr>
-      </w:r>
-      <w:r>
-        <w:rPr>
-          <w:rFonts w:eastAsia="標楷體" w:hint="eastAsia"/>
-          <w:sz w:val="26"/>
-        </w:rPr>
-      </w:r>
-      <w:r>
-        <w:rPr>
-          <w:rFonts w:eastAsia="標楷體" w:hint="eastAsia"/>
-          <w:sz w:val="26"/>
-        </w:rPr>
-      </w:r>
-      <w:r>
-        <w:rPr>
-          <w:rFonts w:eastAsia="標楷體"/>
-          <w:sz w:val="26"/>
-        </w:rPr>
-      </w:r>
-      <w:r>
-        <w:rPr>
-          <w:rFonts w:eastAsia="標楷體" w:hint="eastAsia"/>
-          <w:sz w:val="26"/>
-        </w:rPr>
-      </w:r>
-      <w:r>
-        <w:rPr>
-          <w:rFonts w:eastAsia="標楷體" w:hint="eastAsia"/>
           <w:sz w:val="22"/>
           <w:szCs w:val="22"/>
         </w:rPr>
-      </w:r>
-      <w:r>
-        <w:rPr>
-          <w:rFonts w:eastAsia="標楷體" w:hint="eastAsia"/>
+        <w:tab/>
+        <w:t xml:space="preserve">{{roc_date}}</w:t>
+      </w:r>
+      <w:r>
+        <w:rPr>
+          <w:rFonts w:eastAsia="標楷體"/>
           <w:sz w:val="22"/>
           <w:szCs w:val="22"/>
         </w:rPr>
-      </w:r>
-      <w:r>
-        <w:rPr>
-          <w:rFonts w:eastAsia="標楷體" w:hint="eastAsia"/>
-          <w:sz w:val="22"/>
-          <w:szCs w:val="22"/>
-        </w:rPr>
-      </w:r>
-      <w:r>
-        <w:rPr>
-          <w:rFonts w:eastAsia="標楷體" w:hint="eastAsia"/>
-          <w:sz w:val="22"/>
-          <w:szCs w:val="22"/>
-        </w:rPr>
-        <w:t>{{roc_date}}</w:t>
-      </w:r>
-      <w:r>
-        <w:rPr>
-          <w:rFonts w:eastAsia="標楷體" w:hint="eastAsia"/>
-          <w:sz w:val="22"/>
-          <w:szCs w:val="22"/>
-        </w:rPr>
-        <w:t xml:space="preserve">　【</w:t>
-      </w:r>
-      <w:r>
-        <w:rPr>
-          <w:rFonts w:eastAsia="標楷體" w:hint="eastAsia"/>
-          <w:sz w:val="22"/>
-          <w:szCs w:val="22"/>
-        </w:rPr>
-        <w:t>PP-M-015</w:t>
-      </w:r>
-      <w:r>
-        <w:rPr>
-          <w:rFonts w:eastAsia="標楷體" w:hint="eastAsia"/>
-          <w:sz w:val="22"/>
-          <w:szCs w:val="22"/>
-        </w:rPr>
-        <w:t>】</w:t>
+        <w:tab/>
+        <w:t>【PP-M-015】</w:t>
       </w:r>
     </w:p>
     <w:tbl>

--- a/static/form_templates/pp015.docx
+++ b/static/form_templates/pp015.docx
@@ -353,7 +353,7 @@
                 <w:rFonts w:eastAsia="標楷體" w:hint="eastAsia"/>
                 <w:sz w:val="26"/>
               </w:rPr>
-              <w:t>□</w:t>
+              <w:t>{{chk_gm}}</w:t>
             </w:r>
             <w:r>
               <w:rPr>
@@ -374,7 +374,7 @@
                 <w:rFonts w:eastAsia="標楷體" w:hint="eastAsia"/>
                 <w:sz w:val="26"/>
               </w:rPr>
-              <w:t>□副總</w:t>
+              <w:t>{{chk_vp}}副總</w:t>
             </w:r>
             <w:r>
               <w:rPr>
@@ -404,7 +404,28 @@
                 <w:rFonts w:eastAsia="標楷體" w:hint="eastAsia"/>
                 <w:sz w:val="26"/>
               </w:rPr>
-              <w:t>□總經理室○生技○資管○美工設計</w:t>
+              <w:t>{{chk_gmo}}總經理室</w:t>
+            </w:r>
+            <w:r>
+              <w:rPr>
+                <w:rFonts w:eastAsia="標楷體" w:hint="eastAsia"/>
+                <w:sz w:val="26"/>
+              </w:rPr>
+              <w:t>{{chk_jt}}生技</w:t>
+            </w:r>
+            <w:r>
+              <w:rPr>
+                <w:rFonts w:eastAsia="標楷體" w:hint="eastAsia"/>
+                <w:sz w:val="26"/>
+              </w:rPr>
+              <w:t>{{chk_it}}資管</w:t>
+            </w:r>
+            <w:r>
+              <w:rPr>
+                <w:rFonts w:eastAsia="標楷體" w:hint="eastAsia"/>
+                <w:sz w:val="26"/>
+              </w:rPr>
+              <w:t>{{chk_design}}美工設計</w:t>
             </w:r>
           </w:p>
           <w:p>
@@ -421,7 +442,28 @@
                 <w:rFonts w:eastAsia="標楷體" w:hint="eastAsia"/>
                 <w:sz w:val="26"/>
               </w:rPr>
-              <w:t>□資材部○採購○生管○倉管</w:t>
+              <w:t>{{chk_mat}}資材部</w:t>
+            </w:r>
+            <w:r>
+              <w:rPr>
+                <w:rFonts w:eastAsia="標楷體" w:hint="eastAsia"/>
+                <w:sz w:val="26"/>
+              </w:rPr>
+              <w:t>{{chk_pur}}採購</w:t>
+            </w:r>
+            <w:r>
+              <w:rPr>
+                <w:rFonts w:eastAsia="標楷體" w:hint="eastAsia"/>
+                <w:sz w:val="26"/>
+              </w:rPr>
+              <w:t>{{chk_pm}}生管</w:t>
+            </w:r>
+            <w:r>
+              <w:rPr>
+                <w:rFonts w:eastAsia="標楷體" w:hint="eastAsia"/>
+                <w:sz w:val="26"/>
+              </w:rPr>
+              <w:t>{{chk_wh}}倉管</w:t>
             </w:r>
           </w:p>
           <w:p>
@@ -438,14 +480,14 @@
                 <w:rFonts w:eastAsia="標楷體" w:hint="eastAsia"/>
                 <w:sz w:val="26"/>
               </w:rPr>
-              <w:t>□管理部</w:t>
-            </w:r>
-            <w:r>
-              <w:rPr>
-                <w:rFonts w:eastAsia="標楷體" w:hint="eastAsia"/>
-                <w:sz w:val="26"/>
-              </w:rPr>
-              <w:t>○</w:t>
+              <w:t>{{chk_adm}}管理部</w:t>
+            </w:r>
+            <w:r>
+              <w:rPr>
+                <w:rFonts w:eastAsia="標楷體" w:hint="eastAsia"/>
+                <w:sz w:val="26"/>
+              </w:rPr>
+              <w:t>{{chk_fin}}</w:t>
             </w:r>
             <w:r>
               <w:rPr>
@@ -459,7 +501,7 @@
                 <w:rFonts w:eastAsia="標楷體" w:hint="eastAsia"/>
                 <w:sz w:val="26"/>
               </w:rPr>
-              <w:t>○</w:t>
+              <w:t>{{chk_hr}}</w:t>
             </w:r>
             <w:r>
               <w:rPr>
@@ -490,7 +532,14 @@
                 <w:rFonts w:eastAsia="標楷體" w:hint="eastAsia"/>
                 <w:sz w:val="26"/>
               </w:rPr>
-              <w:t>●加工部○成品部</w:t>
+              <w:t>{{chk_proc}}加工部</w:t>
+            </w:r>
+            <w:r>
+              <w:rPr>
+                <w:rFonts w:eastAsia="標楷體" w:hint="eastAsia"/>
+                <w:sz w:val="26"/>
+              </w:rPr>
+              <w:t>{{chk_fp}}成品部</w:t>
             </w:r>
             <w:r>
               <w:rPr>
@@ -514,7 +563,7 @@
                 <w:rFonts w:eastAsia="標楷體" w:hint="eastAsia"/>
                 <w:sz w:val="26"/>
               </w:rPr>
-              <w:t>□業務部</w:t>
+              <w:t>{{chk_sales}}業務部</w:t>
             </w:r>
             <w:r>
               <w:rPr>
@@ -528,7 +577,7 @@
                 <w:rFonts w:eastAsia="標楷體" w:hint="eastAsia"/>
                 <w:sz w:val="26"/>
               </w:rPr>
-              <w:t>□研發部</w:t>
+              <w:t>{{chk_rd}}研發部</w:t>
             </w:r>
             <w:r>
               <w:rPr>
@@ -542,7 +591,7 @@
                 <w:rFonts w:eastAsia="標楷體" w:hint="eastAsia"/>
                 <w:sz w:val="26"/>
               </w:rPr>
-              <w:t>□品保部</w:t>
+              <w:t>{{chk_qa}}品保部</w:t>
             </w:r>
           </w:p>
         </w:tc>
